--- a/config_library/masters/official/builtin/official_gbt_minutes.docx
+++ b/config_library/masters/official/builtin/official_gbt_minutes.docx
@@ -4,12 +4,17 @@
   <w:body>
     <w:p>
       <w:pPr>
+        <w:spacing w:lineRule="exact" w:line="360"/>
+      </w:pPr>
+    </w:p>
+    <w:p>
+      <w:pPr>
         <w:ind w:firstLine="0"/>
       </w:pPr>
       <w:r>
         <w:rPr>
-          <w:rFonts w:ascii="黑体" w:hAnsi="黑体" w:eastAsia="黑体"/>
-          <w:b/>
+          <w:rFonts w:ascii="simhei" w:hAnsi="simhei" w:eastAsia="simhei"/>
+          <w:b w:val="0"/>
           <w:color w:val="000000"/>
           <w:sz w:val="32"/>
         </w:rPr>
@@ -22,8 +27,8 @@
       </w:pPr>
       <w:r>
         <w:rPr>
-          <w:rFonts w:ascii="黑体" w:hAnsi="黑体" w:eastAsia="黑体"/>
-          <w:b/>
+          <w:rFonts w:ascii="simhei" w:hAnsi="simhei" w:eastAsia="simhei"/>
+          <w:b w:val="0"/>
           <w:color w:val="000000"/>
           <w:sz w:val="32"/>
         </w:rPr>
@@ -32,12 +37,12 @@
     </w:p>
     <w:p>
       <w:pPr>
-        <w:spacing w:after="40"/>
+        <w:spacing w:after="40" w:lineRule="atLeast" w:line="1080"/>
         <w:jc w:val="center"/>
       </w:pPr>
       <w:r>
         <w:rPr>
-          <w:rFonts w:ascii="FZXiaoBiaoSong-B05S" w:hAnsi="FZXiaoBiaoSong-B05S" w:eastAsia="方正小标宋简体"/>
+          <w:rFonts w:ascii="Noto Serif SC" w:hAnsi="Noto Serif SC" w:eastAsia="Noto Serif SC"/>
           <w:b w:val="0"/>
           <w:color w:val="C00000"/>
           <w:sz w:val="90"/>
@@ -124,12 +129,12 @@
     </w:p>
     <w:p>
       <w:pPr>
-        <w:spacing w:before="400" w:after="360" w:lineRule="exact" w:line="640"/>
+        <w:spacing w:before="1120" w:after="360" w:lineRule="exact" w:line="640"/>
         <w:jc w:val="center"/>
       </w:pPr>
       <w:r>
         <w:rPr>
-          <w:rFonts w:ascii="FZXiaoBiaoSong-B05S" w:hAnsi="FZXiaoBiaoSong-B05S" w:eastAsia="方正小标宋简体"/>
+          <w:rFonts w:ascii="Noto Serif SC" w:hAnsi="Noto Serif SC" w:eastAsia="Noto Serif SC"/>
           <w:b w:val="0"/>
           <w:color w:val="000000"/>
           <w:sz w:val="44"/>
@@ -161,189 +166,81 @@
         <w:t>{{@text:official_body}}</w:t>
       </w:r>
     </w:p>
-    <w:p/>
     <w:tbl>
       <w:tblPr>
-        <w:tblW w:type="dxa" w:w="8845"/>
+        <w:tblW w:type="dxa" w:w="8844"/>
         <w:jc w:val="center"/>
         <w:tblLayout w:type="fixed"/>
         <w:tblLook w:firstColumn="1" w:firstRow="1" w:lastColumn="0" w:lastRow="0" w:noHBand="0" w:noVBand="1" w:val="04A0"/>
         <w:tblBorders>
-          <w:top w:val="single" w:sz="4" w:space="0" w:color="000000"/>
+          <w:top w:val="single" w:sz="8" w:space="0" w:color="000000"/>
           <w:left w:val="nil" w:sz="4" w:space="0" w:color="000000"/>
-          <w:bottom w:val="single" w:sz="4" w:space="0" w:color="000000"/>
+          <w:bottom w:val="single" w:sz="8" w:space="0" w:color="000000"/>
           <w:right w:val="nil" w:sz="4" w:space="0" w:color="000000"/>
-          <w:insideH w:val="single" w:sz="4" w:space="0" w:color="000000"/>
+          <w:insideH w:val="nil" w:sz="4" w:space="0" w:color="000000"/>
           <w:insideV w:val="nil" w:sz="4" w:space="0" w:color="000000"/>
         </w:tblBorders>
+        <w:tblpPr w:horzAnchor="margin" w:tblpXSpec="center" w:vertAnchor="margin" w:tblpYSpec="bottom" w:leftFromText="0" w:rightFromText="0" w:topFromText="0" w:bottomFromText="0"/>
+        <w:tblOverlap w:val="never"/>
       </w:tblPr>
       <w:tblGrid>
-        <w:gridCol w:w="1928"/>
-        <w:gridCol w:w="6917"/>
+        <w:gridCol w:w="8844"/>
       </w:tblGrid>
       <w:tr>
+        <w:trPr>
+          <w:cantSplit/>
+        </w:trPr>
         <w:tc>
           <w:tcPr>
-            <w:tcW w:type="dxa" w:w="1928"/>
+            <w:tcW w:type="dxa" w:w="8844"/>
             <w:vAlign w:val="center"/>
             <w:tcMar>
-              <w:top w:w="40" w:type="dxa"/>
-              <w:bottom w:w="40" w:type="dxa"/>
-              <w:start w:w="80" w:type="dxa"/>
-              <w:end w:w="80" w:type="dxa"/>
+              <w:top w:w="0" w:type="dxa"/>
+              <w:bottom w:w="0" w:type="dxa"/>
+              <w:start w:w="0" w:type="dxa"/>
+              <w:end w:w="0" w:type="dxa"/>
             </w:tcMar>
           </w:tcPr>
           <w:p>
             <w:pPr>
-              <w:spacing w:line="440" w:lineRule="exact"/>
-              <w:ind w:firstLine="0"/>
+              <w:spacing w:lineRule="exact" w:line="560"/>
+              <w:ind w:firstLine="0" w:left="312" w:right="312"/>
             </w:pPr>
             <w:r>
               <w:rPr>
-                <w:rFonts w:ascii="仿宋_GB2312" w:hAnsi="仿宋_GB2312" w:eastAsia="仿宋_GB2312"/>
+                <w:rFonts w:ascii="FangSong" w:hAnsi="FangSong" w:eastAsia="FangSong"/>
                 <w:b w:val="0"/>
                 <w:color w:val="000000"/>
                 <w:sz w:val="28"/>
               </w:rPr>
-              <w:t>抄送：</w:t>
+              <w:t>抄送：{{@text:official_copy_scope}}。</w:t>
             </w:r>
           </w:p>
-        </w:tc>
-        <w:tc>
-          <w:tcPr>
-            <w:tcW w:type="dxa" w:w="6917"/>
-            <w:vAlign w:val="center"/>
-            <w:tcMar>
-              <w:top w:w="40" w:type="dxa"/>
-              <w:bottom w:w="40" w:type="dxa"/>
-              <w:start w:w="80" w:type="dxa"/>
-              <w:end w:w="80" w:type="dxa"/>
-            </w:tcMar>
-          </w:tcPr>
           <w:p>
             <w:pPr>
-              <w:spacing w:line="440" w:lineRule="exact"/>
-              <w:ind w:firstLine="0"/>
+              <w:spacing w:lineRule="exact" w:line="40" w:before="0" w:after="0"/>
+              <w:pBdr>
+                <w:bottom w:val="single" w:sz="6" w:space="1" w:color="000000"/>
+              </w:pBdr>
+            </w:pPr>
+          </w:p>
+          <w:p>
+            <w:pPr>
+              <w:tabs>
+                <w:tab w:val="right" w:pos="8200"/>
+              </w:tabs>
+              <w:spacing w:lineRule="exact" w:line="560"/>
+              <w:ind w:firstLine="0" w:left="312" w:right="312"/>
             </w:pPr>
             <w:r>
               <w:rPr>
-                <w:rFonts w:ascii="仿宋_GB2312" w:hAnsi="仿宋_GB2312" w:eastAsia="仿宋_GB2312"/>
-                <w:b w:val="0"/>
-                <w:color w:val="000000"/>
-                <w:sz w:val="28"/>
-              </w:rPr>
-              <w:t>{{@text:official_copy_scope}}</w:t>
-            </w:r>
-          </w:p>
-        </w:tc>
-      </w:tr>
-      <w:tr>
-        <w:tc>
-          <w:tcPr>
-            <w:tcW w:type="dxa" w:w="1928"/>
-            <w:vAlign w:val="center"/>
-            <w:tcMar>
-              <w:top w:w="40" w:type="dxa"/>
-              <w:bottom w:w="40" w:type="dxa"/>
-              <w:start w:w="80" w:type="dxa"/>
-              <w:end w:w="80" w:type="dxa"/>
-            </w:tcMar>
-          </w:tcPr>
-          <w:p>
-            <w:pPr>
-              <w:spacing w:line="440" w:lineRule="exact"/>
-              <w:ind w:firstLine="0"/>
-            </w:pPr>
-            <w:r>
-              <w:rPr>
-                <w:rFonts w:ascii="仿宋_GB2312" w:hAnsi="仿宋_GB2312" w:eastAsia="仿宋_GB2312"/>
-                <w:b w:val="0"/>
-                <w:color w:val="000000"/>
-                <w:sz w:val="28"/>
-              </w:rPr>
-              <w:t>印发机关：</w:t>
-            </w:r>
-          </w:p>
-        </w:tc>
-        <w:tc>
-          <w:tcPr>
-            <w:tcW w:type="dxa" w:w="6917"/>
-            <w:vAlign w:val="center"/>
-            <w:tcMar>
-              <w:top w:w="40" w:type="dxa"/>
-              <w:bottom w:w="40" w:type="dxa"/>
-              <w:start w:w="80" w:type="dxa"/>
-              <w:end w:w="80" w:type="dxa"/>
-            </w:tcMar>
-          </w:tcPr>
-          <w:p>
-            <w:pPr>
-              <w:spacing w:line="440" w:lineRule="exact"/>
-              <w:ind w:firstLine="0"/>
-            </w:pPr>
-            <w:r>
-              <w:rPr>
-                <w:rFonts w:ascii="仿宋_GB2312" w:hAnsi="仿宋_GB2312" w:eastAsia="仿宋_GB2312"/>
+                <w:rFonts w:ascii="FangSong" w:hAnsi="FangSong" w:eastAsia="FangSong"/>
                 <w:b w:val="0"/>
                 <w:color w:val="000000"/>
                 <w:sz w:val="28"/>
               </w:rPr>
               <w:t>{{@text:official_printing_org}}</w:t>
-            </w:r>
-          </w:p>
-        </w:tc>
-      </w:tr>
-      <w:tr>
-        <w:tc>
-          <w:tcPr>
-            <w:tcW w:type="dxa" w:w="1928"/>
-            <w:vAlign w:val="center"/>
-            <w:tcMar>
-              <w:top w:w="40" w:type="dxa"/>
-              <w:bottom w:w="40" w:type="dxa"/>
-              <w:start w:w="80" w:type="dxa"/>
-              <w:end w:w="80" w:type="dxa"/>
-            </w:tcMar>
-          </w:tcPr>
-          <w:p>
-            <w:pPr>
-              <w:spacing w:line="440" w:lineRule="exact"/>
-              <w:ind w:firstLine="0"/>
-            </w:pPr>
-            <w:r>
-              <w:rPr>
-                <w:rFonts w:ascii="仿宋_GB2312" w:hAnsi="仿宋_GB2312" w:eastAsia="仿宋_GB2312"/>
-                <w:b w:val="0"/>
-                <w:color w:val="000000"/>
-                <w:sz w:val="28"/>
-              </w:rPr>
-              <w:t>印发日期：</w:t>
-            </w:r>
-          </w:p>
-        </w:tc>
-        <w:tc>
-          <w:tcPr>
-            <w:tcW w:type="dxa" w:w="6917"/>
-            <w:vAlign w:val="center"/>
-            <w:tcMar>
-              <w:top w:w="40" w:type="dxa"/>
-              <w:bottom w:w="40" w:type="dxa"/>
-              <w:start w:w="80" w:type="dxa"/>
-              <w:end w:w="80" w:type="dxa"/>
-            </w:tcMar>
-          </w:tcPr>
-          <w:p>
-            <w:pPr>
-              <w:spacing w:line="440" w:lineRule="exact"/>
-              <w:ind w:firstLine="0"/>
-            </w:pPr>
-            <w:r>
-              <w:rPr>
-                <w:rFonts w:ascii="仿宋_GB2312" w:hAnsi="仿宋_GB2312" w:eastAsia="仿宋_GB2312"/>
-                <w:b w:val="0"/>
-                <w:color w:val="000000"/>
-                <w:sz w:val="28"/>
-              </w:rPr>
+              <w:tab/>
               <w:t>{{@text:official_printing_date}}</w:t>
             </w:r>
           </w:p>
@@ -354,7 +251,7 @@
       <w:footerReference w:type="default" r:id="rId9"/>
       <w:footerReference w:type="even" r:id="rId10"/>
       <w:pgSz w:w="11906" w:h="16838"/>
-      <w:pgMar w:top="2098" w:right="1474" w:bottom="1984" w:left="1587" w:header="850" w:footer="1134" w:gutter="0"/>
+      <w:pgMar w:top="2098" w:right="1474" w:bottom="1984" w:left="1587" w:header="850" w:footer="1332" w:gutter="0"/>
       <w:cols w:space="720"/>
       <w:docGrid w:linePitch="360"/>
     </w:sectPr>
@@ -373,7 +270,7 @@
     <w:r/>
     <w:r>
       <w:rPr>
-        <w:rFonts w:ascii="SimSun" w:hAnsi="SimSun" w:eastAsia="宋体"/>
+        <w:rFonts w:ascii="simsun" w:hAnsi="simsun" w:eastAsia="simsun"/>
         <w:b w:val="0"/>
         <w:color w:val="000000"/>
         <w:sz w:val="28"/>
@@ -382,7 +279,7 @@
     </w:r>
     <w:r>
       <w:rPr>
-        <w:rFonts w:ascii="SimSun" w:hAnsi="SimSun" w:eastAsia="宋体"/>
+        <w:rFonts w:ascii="simsun" w:hAnsi="simsun" w:eastAsia="simsun"/>
         <w:b w:val="0"/>
         <w:color w:val="000000"/>
         <w:sz w:val="28"/>
@@ -395,7 +292,7 @@
     </w:r>
     <w:r>
       <w:rPr>
-        <w:rFonts w:ascii="SimSun" w:hAnsi="SimSun" w:eastAsia="宋体"/>
+        <w:rFonts w:ascii="simsun" w:hAnsi="simsun" w:eastAsia="simsun"/>
         <w:b w:val="0"/>
         <w:color w:val="000000"/>
         <w:sz w:val="28"/>
@@ -417,7 +314,7 @@
     <w:r/>
     <w:r>
       <w:rPr>
-        <w:rFonts w:ascii="SimSun" w:hAnsi="SimSun" w:eastAsia="宋体"/>
+        <w:rFonts w:ascii="simsun" w:hAnsi="simsun" w:eastAsia="simsun"/>
         <w:b w:val="0"/>
         <w:color w:val="000000"/>
         <w:sz w:val="28"/>
@@ -426,7 +323,7 @@
     </w:r>
     <w:r>
       <w:rPr>
-        <w:rFonts w:ascii="SimSun" w:hAnsi="SimSun" w:eastAsia="宋体"/>
+        <w:rFonts w:ascii="simsun" w:hAnsi="simsun" w:eastAsia="simsun"/>
         <w:b w:val="0"/>
         <w:color w:val="000000"/>
         <w:sz w:val="28"/>
@@ -439,7 +336,7 @@
     </w:r>
     <w:r>
       <w:rPr>
-        <w:rFonts w:ascii="SimSun" w:hAnsi="SimSun" w:eastAsia="宋体"/>
+        <w:rFonts w:ascii="simsun" w:hAnsi="simsun" w:eastAsia="simsun"/>
         <w:b w:val="0"/>
         <w:color w:val="000000"/>
         <w:sz w:val="28"/>
@@ -817,7 +714,7 @@
       <w:spacing w:lineRule="exact" w:line="560" w:before="0" w:after="0"/>
     </w:pPr>
     <w:rPr>
-      <w:rFonts w:ascii="FangSong_GB2312" w:hAnsi="FangSong_GB2312" w:eastAsia="仿宋_GB2312"/>
+      <w:rFonts w:ascii="FangSong" w:hAnsi="FangSong" w:eastAsia="FangSong" w:cs="FangSong"/>
       <w:sz w:val="32"/>
     </w:rPr>
   </w:style>
@@ -874,16 +771,17 @@
     <w:qFormat/>
     <w:rsid w:val="00FC693F"/>
     <w:pPr>
-      <w:keepNext/>
-      <w:keepLines/>
+      <w:keepNext w:val="0"/>
+      <w:keepLines w:val="0"/>
+      <w:pageBreakBefore w:val="0"/>
       <w:spacing w:before="0" w:after="0" w:lineRule="exact" w:line="560"/>
       <w:outlineLvl w:val="0"/>
     </w:pPr>
     <w:rPr>
-      <w:rFonts w:asciiTheme="majorHAnsi" w:eastAsiaTheme="majorEastAsia" w:hAnsiTheme="majorHAnsi" w:cstheme="majorBidi" w:ascii="SimHei" w:hAnsi="SimHei" w:eastAsia="黑体"/>
-      <w:b/>
+      <w:rFonts w:asciiTheme="majorHAnsi" w:eastAsiaTheme="majorEastAsia" w:hAnsiTheme="majorHAnsi" w:cstheme="majorBidi" w:ascii="simhei" w:hAnsi="simhei" w:eastAsia="simhei" w:cs="simhei"/>
+      <w:b w:val="0"/>
       <w:bCs/>
-      <w:color w:val="365F91" w:themeColor="accent1" w:themeShade="BF"/>
+      <w:color w:val="000000"/>
       <w:sz w:val="32"/>
       <w:szCs w:val="28"/>
     </w:rPr>
@@ -898,16 +796,17 @@
     <w:qFormat/>
     <w:rsid w:val="00FC693F"/>
     <w:pPr>
-      <w:keepNext/>
-      <w:keepLines/>
+      <w:keepNext w:val="0"/>
+      <w:keepLines w:val="0"/>
+      <w:pageBreakBefore w:val="0"/>
       <w:spacing w:before="0" w:after="0" w:lineRule="exact" w:line="560"/>
       <w:outlineLvl w:val="1"/>
     </w:pPr>
     <w:rPr>
-      <w:rFonts w:asciiTheme="majorHAnsi" w:eastAsiaTheme="majorEastAsia" w:hAnsiTheme="majorHAnsi" w:cstheme="majorBidi" w:ascii="SimHei" w:hAnsi="SimHei" w:eastAsia="黑体"/>
-      <w:b/>
+      <w:rFonts w:asciiTheme="majorHAnsi" w:eastAsiaTheme="majorEastAsia" w:hAnsiTheme="majorHAnsi" w:cstheme="majorBidi" w:ascii="KaiTi" w:hAnsi="KaiTi" w:eastAsia="KaiTi" w:cs="KaiTi"/>
+      <w:b w:val="0"/>
       <w:bCs/>
-      <w:color w:val="4F81BD" w:themeColor="accent1"/>
+      <w:color w:val="000000"/>
       <w:sz w:val="32"/>
       <w:szCs w:val="26"/>
     </w:rPr>
@@ -922,16 +821,18 @@
     <w:qFormat/>
     <w:rsid w:val="00FC693F"/>
     <w:pPr>
-      <w:keepNext/>
-      <w:keepLines/>
-      <w:spacing w:before="200" w:after="0"/>
+      <w:keepNext w:val="0"/>
+      <w:keepLines w:val="0"/>
+      <w:pageBreakBefore w:val="0"/>
+      <w:spacing w:before="0" w:after="0" w:lineRule="exact" w:line="560"/>
       <w:outlineLvl w:val="2"/>
     </w:pPr>
     <w:rPr>
-      <w:rFonts w:asciiTheme="majorHAnsi" w:eastAsiaTheme="majorEastAsia" w:hAnsiTheme="majorHAnsi" w:cstheme="majorBidi"/>
-      <w:b/>
+      <w:rFonts w:asciiTheme="majorHAnsi" w:eastAsiaTheme="majorEastAsia" w:hAnsiTheme="majorHAnsi" w:cstheme="majorBidi" w:ascii="FangSong" w:hAnsi="FangSong" w:eastAsia="FangSong" w:cs="FangSong"/>
+      <w:b w:val="0"/>
       <w:bCs/>
-      <w:color w:val="4F81BD" w:themeColor="accent1"/>
+      <w:color w:val="000000"/>
+      <w:sz w:val="32"/>
     </w:rPr>
   </w:style>
   <w:style w:type="paragraph" w:styleId="Heading4">
@@ -945,18 +846,20 @@
     <w:qFormat/>
     <w:rsid w:val="00FC693F"/>
     <w:pPr>
-      <w:keepNext/>
-      <w:keepLines/>
-      <w:spacing w:before="200" w:after="0"/>
+      <w:keepNext w:val="0"/>
+      <w:keepLines w:val="0"/>
+      <w:pageBreakBefore w:val="0"/>
+      <w:spacing w:before="0" w:after="0" w:lineRule="exact" w:line="560"/>
       <w:outlineLvl w:val="3"/>
     </w:pPr>
     <w:rPr>
-      <w:rFonts w:asciiTheme="majorHAnsi" w:eastAsiaTheme="majorEastAsia" w:hAnsiTheme="majorHAnsi" w:cstheme="majorBidi"/>
-      <w:b/>
+      <w:rFonts w:asciiTheme="majorHAnsi" w:eastAsiaTheme="majorEastAsia" w:hAnsiTheme="majorHAnsi" w:cstheme="majorBidi" w:ascii="FangSong" w:hAnsi="FangSong" w:eastAsia="FangSong" w:cs="FangSong"/>
+      <w:b w:val="0"/>
       <w:bCs/>
       <w:i/>
       <w:iCs/>
-      <w:color w:val="4F81BD" w:themeColor="accent1"/>
+      <w:color w:val="000000"/>
+      <w:sz w:val="32"/>
     </w:rPr>
   </w:style>
   <w:style w:type="paragraph" w:styleId="Heading5">
